--- a/templates/exercise-template-ex2.docx
+++ b/templates/exercise-template-ex2.docx
@@ -384,7 +384,7 @@
           <m:e>
             <m:r>
               <m:rPr>
-                <m:sty m:val="b"/>
+                <m:sty m:val="bi"/>
               </m:rPr>
               <m:t>r</m:t>
             </m:r>
@@ -434,7 +434,7 @@
           <m:e>
             <m:r>
               <m:rPr>
-                <m:sty m:val="b"/>
+                <m:sty m:val="bi"/>
               </m:rPr>
               <m:t>r</m:t>
             </m:r>
